--- a/platform/docs/DAS-Trust-Hub-Manual.docx
+++ b/platform/docs/DAS-Trust-Hub-Manual.docx
@@ -2497,7 +2497,7 @@
     <w:p>
       <w:pPr/>
       <w:r>
-        <w:t xml:space="preserve">Sign in to ITAM directly or through the Hub. The side menu has these areas.</w:t>
+        <w:t xml:space="preserve">Sign in to ITAM directly or through the Hub. Press Ctrl+K (Cmd+K on a Mac) anywhere to open the search palette: type a page name to jump to it, or an asset tag, name, serial number or person to search the register. On a phone, use the menu button at the top left. The side menu has these areas.</w:t>
       </w:r>
     </w:p>
     <w:tbl>
